--- a/templates_admin/URSO_oznamovacia_povinnost.docx
+++ b/templates_admin/URSO_oznamovacia_povinnost.docx
@@ -348,43 +348,7 @@
                 <w:sz w:val="22"/>
                 <w:szCs w:val="22"/>
               </w:rPr>
-              <w:t>{{</w:t>
-            </w:r>
-            <w:proofErr w:type="spellStart"/>
-            <w:r>
-              <w:rPr>
-                <w:color w:val="000000"/>
-                <w:sz w:val="22"/>
-                <w:szCs w:val="22"/>
-              </w:rPr>
-              <w:t>meno_zak</w:t>
-            </w:r>
-            <w:proofErr w:type="spellEnd"/>
-            <w:r>
-              <w:rPr>
-                <w:color w:val="000000"/>
-                <w:sz w:val="22"/>
-                <w:szCs w:val="22"/>
-              </w:rPr>
-              <w:t>}}  {{</w:t>
-            </w:r>
-            <w:proofErr w:type="spellStart"/>
-            <w:r>
-              <w:rPr>
-                <w:color w:val="000000"/>
-                <w:sz w:val="22"/>
-                <w:szCs w:val="22"/>
-              </w:rPr>
-              <w:t>priez_zak</w:t>
-            </w:r>
-            <w:proofErr w:type="spellEnd"/>
-            <w:r>
-              <w:rPr>
-                <w:color w:val="000000"/>
-                <w:sz w:val="22"/>
-                <w:szCs w:val="22"/>
-              </w:rPr>
-              <w:t>}}</w:t>
+              <w:t>{{statutar}}</w:t>
             </w:r>
           </w:p>
         </w:tc>
@@ -2262,47 +2226,7 @@
                 <w:sz w:val="22"/>
                 <w:szCs w:val="22"/>
               </w:rPr>
-              <w:t>{{</w:t>
-            </w:r>
-            <w:proofErr w:type="spellStart"/>
-            <w:r>
-              <w:rPr>
-                <w:snapToGrid w:val="0"/>
-                <w:color w:val="000000"/>
-                <w:sz w:val="22"/>
-                <w:szCs w:val="22"/>
-              </w:rPr>
-              <w:t>meno_zak</w:t>
-            </w:r>
-            <w:proofErr w:type="spellEnd"/>
-            <w:r>
-              <w:rPr>
-                <w:snapToGrid w:val="0"/>
-                <w:color w:val="000000"/>
-                <w:sz w:val="22"/>
-                <w:szCs w:val="22"/>
-              </w:rPr>
-              <w:t>}}  {{</w:t>
-            </w:r>
-            <w:proofErr w:type="spellStart"/>
-            <w:r>
-              <w:rPr>
-                <w:snapToGrid w:val="0"/>
-                <w:color w:val="000000"/>
-                <w:sz w:val="22"/>
-                <w:szCs w:val="22"/>
-              </w:rPr>
-              <w:t>priez_zak</w:t>
-            </w:r>
-            <w:proofErr w:type="spellEnd"/>
-            <w:r>
-              <w:rPr>
-                <w:snapToGrid w:val="0"/>
-                <w:color w:val="000000"/>
-                <w:sz w:val="22"/>
-                <w:szCs w:val="22"/>
-              </w:rPr>
-              <w:t xml:space="preserve">}} </w:t>
+              <w:t xml:space="preserve">{{statutar}} </w:t>
             </w:r>
             <w:r>
               <w:rPr>
